--- a/Документация/Аттестационный лист.docx
+++ b/Документация/Аттестационный лист.docx
@@ -50,7 +50,13 @@
         <w:jc w:val="center"/>
       </w:pPr>
       <w:r>
-        <w:t>________________________________</w:t>
+        <w:t>__________________________</w:t>
+      </w:r>
+      <w:r>
+        <w:t>_</w:t>
+      </w:r>
+      <w:r>
+        <w:t>__</w:t>
       </w:r>
       <w:r>
         <w:rPr>
@@ -59,7 +65,13 @@
         <w:t>Пестов Арсений Николаевич</w:t>
       </w:r>
       <w:r>
-        <w:t>____________________________</w:t>
+        <w:t>_</w:t>
+      </w:r>
+      <w:r>
+        <w:t>___</w:t>
+      </w:r>
+      <w:r>
+        <w:t>___________________________</w:t>
       </w:r>
     </w:p>
     <w:p>
@@ -3734,6 +3746,50 @@
     <w:lsdException w:name="Subtitle" w:qFormat="1"/>
     <w:lsdException w:name="Strong" w:qFormat="1"/>
     <w:lsdException w:name="Emphasis" w:qFormat="1"/>
+    <w:lsdException w:name="Normal Table" w:semiHidden="1" w:unhideWhenUsed="1"/>
+    <w:lsdException w:name="Table Simple 1" w:semiHidden="1" w:unhideWhenUsed="1"/>
+    <w:lsdException w:name="Table Simple 2" w:semiHidden="1" w:unhideWhenUsed="1"/>
+    <w:lsdException w:name="Table Simple 3" w:semiHidden="1" w:unhideWhenUsed="1"/>
+    <w:lsdException w:name="Table Classic 1" w:semiHidden="1" w:unhideWhenUsed="1"/>
+    <w:lsdException w:name="Table Classic 2" w:semiHidden="1" w:unhideWhenUsed="1"/>
+    <w:lsdException w:name="Table Classic 3" w:semiHidden="1" w:unhideWhenUsed="1"/>
+    <w:lsdException w:name="Table Classic 4" w:semiHidden="1" w:unhideWhenUsed="1"/>
+    <w:lsdException w:name="Table Colorful 1" w:semiHidden="1" w:unhideWhenUsed="1"/>
+    <w:lsdException w:name="Table Colorful 2" w:semiHidden="1" w:unhideWhenUsed="1"/>
+    <w:lsdException w:name="Table Colorful 3" w:semiHidden="1" w:unhideWhenUsed="1"/>
+    <w:lsdException w:name="Table Columns 1" w:semiHidden="1" w:unhideWhenUsed="1"/>
+    <w:lsdException w:name="Table Columns 2" w:semiHidden="1" w:unhideWhenUsed="1"/>
+    <w:lsdException w:name="Table Columns 3" w:semiHidden="1" w:unhideWhenUsed="1"/>
+    <w:lsdException w:name="Table Columns 4" w:semiHidden="1" w:unhideWhenUsed="1"/>
+    <w:lsdException w:name="Table Columns 5" w:semiHidden="1" w:unhideWhenUsed="1"/>
+    <w:lsdException w:name="Table Grid 1" w:semiHidden="1" w:unhideWhenUsed="1"/>
+    <w:lsdException w:name="Table Grid 2" w:semiHidden="1" w:unhideWhenUsed="1"/>
+    <w:lsdException w:name="Table Grid 3" w:semiHidden="1" w:unhideWhenUsed="1"/>
+    <w:lsdException w:name="Table Grid 4" w:semiHidden="1" w:unhideWhenUsed="1"/>
+    <w:lsdException w:name="Table Grid 5" w:semiHidden="1" w:unhideWhenUsed="1"/>
+    <w:lsdException w:name="Table Grid 6" w:semiHidden="1" w:unhideWhenUsed="1"/>
+    <w:lsdException w:name="Table Grid 7" w:semiHidden="1" w:unhideWhenUsed="1"/>
+    <w:lsdException w:name="Table Grid 8" w:semiHidden="1" w:unhideWhenUsed="1"/>
+    <w:lsdException w:name="Table List 1" w:semiHidden="1" w:unhideWhenUsed="1"/>
+    <w:lsdException w:name="Table List 2" w:semiHidden="1" w:unhideWhenUsed="1"/>
+    <w:lsdException w:name="Table List 3" w:semiHidden="1" w:unhideWhenUsed="1"/>
+    <w:lsdException w:name="Table List 4" w:semiHidden="1" w:unhideWhenUsed="1"/>
+    <w:lsdException w:name="Table List 5" w:semiHidden="1" w:unhideWhenUsed="1"/>
+    <w:lsdException w:name="Table List 6" w:semiHidden="1" w:unhideWhenUsed="1"/>
+    <w:lsdException w:name="Table List 7" w:semiHidden="1" w:unhideWhenUsed="1"/>
+    <w:lsdException w:name="Table List 8" w:semiHidden="1" w:unhideWhenUsed="1"/>
+    <w:lsdException w:name="Table 3D effects 1" w:semiHidden="1" w:unhideWhenUsed="1"/>
+    <w:lsdException w:name="Table 3D effects 2" w:semiHidden="1" w:unhideWhenUsed="1"/>
+    <w:lsdException w:name="Table 3D effects 3" w:semiHidden="1" w:unhideWhenUsed="1"/>
+    <w:lsdException w:name="Table Contemporary" w:semiHidden="1" w:unhideWhenUsed="1"/>
+    <w:lsdException w:name="Table Elegant" w:semiHidden="1" w:unhideWhenUsed="1"/>
+    <w:lsdException w:name="Table Professional" w:semiHidden="1" w:unhideWhenUsed="1"/>
+    <w:lsdException w:name="Table Subtle 1" w:semiHidden="1" w:unhideWhenUsed="1"/>
+    <w:lsdException w:name="Table Subtle 2" w:semiHidden="1" w:unhideWhenUsed="1"/>
+    <w:lsdException w:name="Table Web 1" w:semiHidden="1" w:unhideWhenUsed="1"/>
+    <w:lsdException w:name="Table Web 2" w:semiHidden="1" w:unhideWhenUsed="1"/>
+    <w:lsdException w:name="Table Web 3" w:semiHidden="1" w:unhideWhenUsed="1"/>
+    <w:lsdException w:name="Table Theme" w:semiHidden="1" w:unhideWhenUsed="1"/>
     <w:lsdException w:name="Placeholder Text" w:semiHidden="1" w:uiPriority="99"/>
     <w:lsdException w:name="No Spacing" w:uiPriority="1" w:qFormat="1"/>
     <w:lsdException w:name="Light Shading" w:uiPriority="60"/>
@@ -3965,12 +4021,15 @@
   </w:style>
   <w:style w:type="character" w:default="1" w:styleId="a0">
     <w:name w:val="Default Paragraph Font"/>
-    <w:aliases w:val=" Знак Знак"/>
+    <w:uiPriority w:val="1"/>
     <w:semiHidden/>
+    <w:unhideWhenUsed/>
   </w:style>
   <w:style w:type="table" w:default="1" w:styleId="a1">
     <w:name w:val="Normal Table"/>
+    <w:uiPriority w:val="99"/>
     <w:semiHidden/>
+    <w:unhideWhenUsed/>
     <w:tblPr>
       <w:tblInd w:w="0" w:type="dxa"/>
       <w:tblCellMar>
@@ -3983,7 +4042,9 @@
   </w:style>
   <w:style w:type="numbering" w:default="1" w:styleId="a2">
     <w:name w:val="No List"/>
+    <w:uiPriority w:val="99"/>
     <w:semiHidden/>
+    <w:unhideWhenUsed/>
   </w:style>
   <w:style w:type="table" w:styleId="a3">
     <w:name w:val="Table Grid"/>
